--- a/dist/exports/trigonometric-ratio-and-identites_revision_notes.docx
+++ b/dist/exports/trigonometric-ratio-and-identites_revision_notes.docx
@@ -189,7 +189,7 @@
                 <w:color w:val="2D3748"/>
                 <w:sz w:val="19"/>
               </w:rPr>
-              <w:t>Trigonometric Ratio And Identites - Core Application</w:t>
+              <w:t>Trigonometric Ratio And Identites — Standard Calculations &amp; Problem Archetypes</w:t>
             </w:r>
           </w:p>
         </w:tc>
@@ -209,7 +209,7 @@
               <w:rPr>
                 <w:sz w:val="19"/>
               </w:rPr>
-              <w:t>69 PYQs</w:t>
+              <w:t>54 PYQs</w:t>
             </w:r>
           </w:p>
         </w:tc>
@@ -230,7 +230,181 @@
                 <w:color w:val="718096"/>
                 <w:sz w:val="19"/>
               </w:rPr>
-              <w:t>General Concept</w:t>
+              <w:t>Quantitative Analysis</w:t>
+            </w:r>
+          </w:p>
+        </w:tc>
+      </w:tr>
+      <w:tr>
+        <w:tc>
+          <w:tcPr>
+            <w:tcW w:type="dxa" w:w="2160"/>
+            <w:shd w:fill="FFFFFF"/>
+            <w:tcMar>
+              <w:top w:w="80" w:type="dxa"/>
+              <w:bottom w:w="80" w:type="dxa"/>
+              <w:left w:w="150" w:type="dxa"/>
+              <w:right w:w="150" w:type="dxa"/>
+            </w:tcMar>
+          </w:tcPr>
+          <w:p>
+            <w:r>
+              <w:rPr>
+                <w:b/>
+                <w:color w:val="2B6CB0"/>
+                <w:sz w:val="19"/>
+              </w:rPr>
+              <w:t>High</w:t>
+            </w:r>
+          </w:p>
+        </w:tc>
+        <w:tc>
+          <w:tcPr>
+            <w:tcW w:type="dxa" w:w="4320"/>
+            <w:shd w:fill="FFFFFF"/>
+            <w:tcMar>
+              <w:top w:w="80" w:type="dxa"/>
+              <w:bottom w:w="80" w:type="dxa"/>
+              <w:left w:w="150" w:type="dxa"/>
+              <w:right w:w="150" w:type="dxa"/>
+            </w:tcMar>
+          </w:tcPr>
+          <w:p>
+            <w:r>
+              <w:rPr>
+                <w:b/>
+                <w:color w:val="2D3748"/>
+                <w:sz w:val="19"/>
+              </w:rPr>
+              <w:t>Trigonometric Ratio And Identites — Applied Cases, Reactions &amp; Traps</w:t>
+            </w:r>
+          </w:p>
+        </w:tc>
+        <w:tc>
+          <w:tcPr>
+            <w:tcW w:type="dxa" w:w="1728"/>
+            <w:shd w:fill="FFFFFF"/>
+            <w:tcMar>
+              <w:top w:w="80" w:type="dxa"/>
+              <w:bottom w:w="80" w:type="dxa"/>
+              <w:left w:w="150" w:type="dxa"/>
+              <w:right w:w="150" w:type="dxa"/>
+            </w:tcMar>
+          </w:tcPr>
+          <w:p>
+            <w:r>
+              <w:rPr>
+                <w:sz w:val="19"/>
+              </w:rPr>
+              <w:t>10 PYQs</w:t>
+            </w:r>
+          </w:p>
+        </w:tc>
+        <w:tc>
+          <w:tcPr>
+            <w:tcW w:type="dxa" w:w="1872"/>
+            <w:shd w:fill="FFFFFF"/>
+            <w:tcMar>
+              <w:top w:w="80" w:type="dxa"/>
+              <w:bottom w:w="80" w:type="dxa"/>
+              <w:left w:w="150" w:type="dxa"/>
+              <w:right w:w="150" w:type="dxa"/>
+            </w:tcMar>
+          </w:tcPr>
+          <w:p>
+            <w:r>
+              <w:rPr>
+                <w:color w:val="718096"/>
+                <w:sz w:val="19"/>
+              </w:rPr>
+              <w:t>Applied Topics</w:t>
+            </w:r>
+          </w:p>
+        </w:tc>
+      </w:tr>
+      <w:tr>
+        <w:tc>
+          <w:tcPr>
+            <w:tcW w:type="dxa" w:w="2160"/>
+            <w:shd w:fill="F7FAFC"/>
+            <w:tcMar>
+              <w:top w:w="80" w:type="dxa"/>
+              <w:bottom w:w="80" w:type="dxa"/>
+              <w:left w:w="150" w:type="dxa"/>
+              <w:right w:w="150" w:type="dxa"/>
+            </w:tcMar>
+          </w:tcPr>
+          <w:p>
+            <w:r>
+              <w:rPr>
+                <w:b/>
+                <w:color w:val="718096"/>
+                <w:sz w:val="19"/>
+              </w:rPr>
+              <w:t>Moderate</w:t>
+            </w:r>
+          </w:p>
+        </w:tc>
+        <w:tc>
+          <w:tcPr>
+            <w:tcW w:type="dxa" w:w="4320"/>
+            <w:shd w:fill="F7FAFC"/>
+            <w:tcMar>
+              <w:top w:w="80" w:type="dxa"/>
+              <w:bottom w:w="80" w:type="dxa"/>
+              <w:left w:w="150" w:type="dxa"/>
+              <w:right w:w="150" w:type="dxa"/>
+            </w:tcMar>
+          </w:tcPr>
+          <w:p>
+            <w:r>
+              <w:rPr>
+                <w:b/>
+                <w:color w:val="2D3748"/>
+                <w:sz w:val="19"/>
+              </w:rPr>
+              <w:t>Trigonometric Ratio And Identites — Core Principles &amp; Governing Laws</w:t>
+            </w:r>
+          </w:p>
+        </w:tc>
+        <w:tc>
+          <w:tcPr>
+            <w:tcW w:type="dxa" w:w="1728"/>
+            <w:shd w:fill="F7FAFC"/>
+            <w:tcMar>
+              <w:top w:w="80" w:type="dxa"/>
+              <w:bottom w:w="80" w:type="dxa"/>
+              <w:left w:w="150" w:type="dxa"/>
+              <w:right w:w="150" w:type="dxa"/>
+            </w:tcMar>
+          </w:tcPr>
+          <w:p>
+            <w:r>
+              <w:rPr>
+                <w:sz w:val="19"/>
+              </w:rPr>
+              <w:t>6 PYQs</w:t>
+            </w:r>
+          </w:p>
+        </w:tc>
+        <w:tc>
+          <w:tcPr>
+            <w:tcW w:type="dxa" w:w="1872"/>
+            <w:shd w:fill="F7FAFC"/>
+            <w:tcMar>
+              <w:top w:w="80" w:type="dxa"/>
+              <w:bottom w:w="80" w:type="dxa"/>
+              <w:left w:w="150" w:type="dxa"/>
+              <w:right w:w="150" w:type="dxa"/>
+            </w:tcMar>
+          </w:tcPr>
+          <w:p>
+            <w:r>
+              <w:rPr>
+                <w:color w:val="718096"/>
+                <w:sz w:val="19"/>
+              </w:rPr>
+              <w:t>Core Principle</w:t>
             </w:r>
           </w:p>
         </w:tc>
@@ -311,6 +485,144 @@
           </w:p>
         </w:tc>
       </w:tr>
+      <w:tr>
+        <w:tc>
+          <w:tcPr>
+            <w:tcW w:type="dxa" w:w="3600"/>
+            <w:shd w:fill="F7FAFC"/>
+            <w:tcMar>
+              <w:top w:w="100" w:type="dxa"/>
+              <w:bottom w:w="100" w:type="dxa"/>
+              <w:left w:w="150" w:type="dxa"/>
+              <w:right w:w="150" w:type="dxa"/>
+            </w:tcMar>
+          </w:tcPr>
+          <w:p>
+            <w:r>
+              <w:rPr>
+                <w:b/>
+                <w:color w:val="1A365D"/>
+                <w:sz w:val="19"/>
+              </w:rPr>
+              <w:t>Trigonometric Ratio And Identites — Standard Calculations &amp; Problem Archetypes</w:t>
+            </w:r>
+          </w:p>
+        </w:tc>
+        <w:tc>
+          <w:tcPr>
+            <w:tcW w:type="dxa" w:w="6480"/>
+            <w:shd w:fill="F7FAFC"/>
+            <w:tcMar>
+              <w:top w:w="100" w:type="dxa"/>
+              <w:bottom w:w="100" w:type="dxa"/>
+              <w:left w:w="150" w:type="dxa"/>
+              <w:right w:w="150" w:type="dxa"/>
+            </w:tcMar>
+          </w:tcPr>
+          <w:p>
+            <w:r>
+              <w:rPr>
+                <w:rFonts w:ascii="Cambria Math" w:hAnsi="Cambria Math"/>
+                <w:color w:val="2D3748"/>
+                <w:sz w:val="19"/>
+              </w:rPr>
+              <w:t>cosec10^{\circ}-\sqrt{3}sec10^{\circ}, \quad 3sin(\alpha+\beta)=2sin(\alpha-\beta), \quad \frac{1}{2} \times 4</w:t>
+            </w:r>
+          </w:p>
+        </w:tc>
+      </w:tr>
+      <w:tr>
+        <w:tc>
+          <w:tcPr>
+            <w:tcW w:type="dxa" w:w="3600"/>
+            <w:shd w:fill="FFFFFF"/>
+            <w:tcMar>
+              <w:top w:w="100" w:type="dxa"/>
+              <w:bottom w:w="100" w:type="dxa"/>
+              <w:left w:w="150" w:type="dxa"/>
+              <w:right w:w="150" w:type="dxa"/>
+            </w:tcMar>
+          </w:tcPr>
+          <w:p>
+            <w:r>
+              <w:rPr>
+                <w:b/>
+                <w:color w:val="1A365D"/>
+                <w:sz w:val="19"/>
+              </w:rPr>
+              <w:t>Trigonometric Ratio And Identites — Applied Cases, Reactions &amp; Traps</w:t>
+            </w:r>
+          </w:p>
+        </w:tc>
+        <w:tc>
+          <w:tcPr>
+            <w:tcW w:type="dxa" w:w="6480"/>
+            <w:shd w:fill="FFFFFF"/>
+            <w:tcMar>
+              <w:top w:w="100" w:type="dxa"/>
+              <w:bottom w:w="100" w:type="dxa"/>
+              <w:left w:w="150" w:type="dxa"/>
+              <w:right w:w="150" w:type="dxa"/>
+            </w:tcMar>
+          </w:tcPr>
+          <w:p>
+            <w:r>
+              <w:rPr>
+                <w:rFonts w:ascii="Cambria Math" w:hAnsi="Cambria Math"/>
+                <w:color w:val="2D3748"/>
+                <w:sz w:val="19"/>
+              </w:rPr>
+              <w:t>=\frac{sin^{2}A+sinAcosA+cos^{2}A}{sinAcosA}, \quad =\frac{1}{16}, \quad 3sin(\alpha+\beta)=2sin(\alpha-\beta)</w:t>
+            </w:r>
+          </w:p>
+        </w:tc>
+      </w:tr>
+      <w:tr>
+        <w:tc>
+          <w:tcPr>
+            <w:tcW w:type="dxa" w:w="3600"/>
+            <w:shd w:fill="F7FAFC"/>
+            <w:tcMar>
+              <w:top w:w="100" w:type="dxa"/>
+              <w:bottom w:w="100" w:type="dxa"/>
+              <w:left w:w="150" w:type="dxa"/>
+              <w:right w:w="150" w:type="dxa"/>
+            </w:tcMar>
+          </w:tcPr>
+          <w:p>
+            <w:r>
+              <w:rPr>
+                <w:b/>
+                <w:color w:val="1A365D"/>
+                <w:sz w:val="19"/>
+              </w:rPr>
+              <w:t>Trigonometric Ratio And Identites — Core Principles &amp; Governing Laws</w:t>
+            </w:r>
+          </w:p>
+        </w:tc>
+        <w:tc>
+          <w:tcPr>
+            <w:tcW w:type="dxa" w:w="6480"/>
+            <w:shd w:fill="F7FAFC"/>
+            <w:tcMar>
+              <w:top w:w="100" w:type="dxa"/>
+              <w:bottom w:w="100" w:type="dxa"/>
+              <w:left w:w="150" w:type="dxa"/>
+              <w:right w:w="150" w:type="dxa"/>
+            </w:tcMar>
+          </w:tcPr>
+          <w:p>
+            <w:r>
+              <w:rPr>
+                <w:rFonts w:ascii="Cambria Math" w:hAnsi="Cambria Math"/>
+                <w:color w:val="2D3748"/>
+                <w:sz w:val="19"/>
+              </w:rPr>
+              <w:t>sinx+sin^{2}x=1, \quad is equal to __________., \quad =\frac{1}{16}[sin10^{\circ}(cos20^{\circ}-\frac{1}{2})]</w:t>
+            </w:r>
+          </w:p>
+        </w:tc>
+      </w:tr>
     </w:tbl>
     <w:p>
       <w:pPr>
@@ -338,7 +650,7 @@
           <w:color w:val="2B6CB0"/>
           <w:sz w:val="24"/>
         </w:rPr>
-        <w:t>3.1 Trigonometric Ratio And Identites - Core Application (Very High Yield — 69 PYQs)</w:t>
+        <w:t>3.1 Trigonometric Ratio And Identites — Standard Calculations &amp; Problem Archetypes (Very High Yield — 54 PYQs)</w:t>
       </w:r>
     </w:p>
     <w:p>
@@ -353,7 +665,7 @@
         <w:rPr>
           <w:sz w:val="20"/>
         </w:rPr>
-        <w:t>Key problem pattern in Trigonometric Ratio And Identites.</w:t>
+        <w:t>Quantitative numerical problem-solving techniques and standard question patterns frequently seen in Trigonometric Ratio And Identites.</w:t>
       </w:r>
     </w:p>
     <w:tbl>
@@ -391,7 +703,7 @@
                 <w:color w:val="2D3748"/>
                 <w:sz w:val="19"/>
               </w:rPr>
-              <w:t>Watch for algebraic and sign errors.</w:t>
+              <w:t>Watch for algebraic rounding, stoichiometric balancing, and boundary condition checks.</w:t>
             </w:r>
           </w:p>
         </w:tc>
@@ -432,7 +744,7 @@
                 <w:color w:val="2D3748"/>
                 <w:sz w:val="19"/>
               </w:rPr>
-              <w:t>Verify dimensions and boundary conditions.</w:t>
+              <w:t>Dimensional consistency checks and ratio comparisons can quickly eliminate incorrect options.</w:t>
             </w:r>
           </w:p>
         </w:tc>
@@ -530,6 +842,422 @@
           <w:sz w:val="18"/>
         </w:rPr>
         <w:t>[Ans: 2]</w:t>
+      </w:r>
+    </w:p>
+    <w:p>
+      <w:pPr>
+        <w:spacing w:after="120"/>
+      </w:pPr>
+    </w:p>
+    <w:p>
+      <w:pPr>
+        <w:pStyle w:val="Heading2"/>
+      </w:pPr>
+      <w:r>
+        <w:rPr>
+          <w:color w:val="2B6CB0"/>
+          <w:sz w:val="24"/>
+        </w:rPr>
+        <w:t>3.2 Trigonometric Ratio And Identites — Applied Cases, Reactions &amp; Traps (High Yield — 10 PYQs)</w:t>
+      </w:r>
+    </w:p>
+    <w:p>
+      <w:r>
+        <w:rPr>
+          <w:b/>
+          <w:sz w:val="20"/>
+        </w:rPr>
+        <w:t xml:space="preserve">Core Principle: </w:t>
+      </w:r>
+      <w:r>
+        <w:rPr>
+          <w:sz w:val="20"/>
+        </w:rPr>
+        <w:t>Special cases, experimental observations, and conceptual traps designed to test deep understanding of Trigonometric Ratio And Identites.</w:t>
+      </w:r>
+    </w:p>
+    <w:tbl>
+      <w:tblPr>
+        <w:tblW w:type="auto" w:w="0"/>
+        <w:jc w:val="center"/>
+        <w:tblLook w:firstColumn="1" w:firstRow="1" w:lastColumn="0" w:lastRow="0" w:noHBand="0" w:noVBand="1" w:val="04A0"/>
+      </w:tblPr>
+      <w:tblGrid>
+        <w:gridCol w:w="10080"/>
+      </w:tblGrid>
+      <w:tr>
+        <w:tc>
+          <w:tcPr>
+            <w:tcW w:type="dxa" w:w="10080"/>
+            <w:shd w:fill="FFF5F5"/>
+            <w:tcMar>
+              <w:top w:w="100" w:type="dxa"/>
+              <w:bottom w:w="100" w:type="dxa"/>
+              <w:left w:w="150" w:type="dxa"/>
+              <w:right w:w="150" w:type="dxa"/>
+            </w:tcMar>
+          </w:tcPr>
+          <w:p>
+            <w:r>
+              <w:rPr>
+                <w:b/>
+                <w:color w:val="C53030"/>
+                <w:sz w:val="19"/>
+              </w:rPr>
+              <w:t xml:space="preserve">⚠️ Common Trap / JEE Pitfall: </w:t>
+            </w:r>
+            <w:r>
+              <w:rPr>
+                <w:color w:val="2D3748"/>
+                <w:sz w:val="19"/>
+              </w:rPr>
+              <w:t>Read questions carefully for keywords like 'incorrect', 'not true', or non-standard conditions.</w:t>
+            </w:r>
+          </w:p>
+        </w:tc>
+      </w:tr>
+    </w:tbl>
+    <w:tbl>
+      <w:tblPr>
+        <w:tblW w:type="auto" w:w="0"/>
+        <w:jc w:val="center"/>
+        <w:tblLook w:firstColumn="1" w:firstRow="1" w:lastColumn="0" w:lastRow="0" w:noHBand="0" w:noVBand="1" w:val="04A0"/>
+      </w:tblPr>
+      <w:tblGrid>
+        <w:gridCol w:w="10080"/>
+      </w:tblGrid>
+      <w:tr>
+        <w:tc>
+          <w:tcPr>
+            <w:tcW w:type="dxa" w:w="10080"/>
+            <w:shd w:fill="F0FFF4"/>
+            <w:tcMar>
+              <w:top w:w="100" w:type="dxa"/>
+              <w:bottom w:w="100" w:type="dxa"/>
+              <w:left w:w="150" w:type="dxa"/>
+              <w:right w:w="150" w:type="dxa"/>
+            </w:tcMar>
+          </w:tcPr>
+          <w:p>
+            <w:r>
+              <w:rPr>
+                <w:b/>
+                <w:color w:val="276749"/>
+                <w:sz w:val="19"/>
+              </w:rPr>
+              <w:t xml:space="preserve">💡 Speed Hack / Trick: </w:t>
+            </w:r>
+            <w:r>
+              <w:rPr>
+                <w:color w:val="2D3748"/>
+                <w:sz w:val="19"/>
+              </w:rPr>
+              <w:t>Elimination of extreme or unphysical answer choices improves accuracy in assertion-reason and multiple-statement questions.</w:t>
+            </w:r>
+          </w:p>
+        </w:tc>
+      </w:tr>
+    </w:tbl>
+    <w:p>
+      <w:pPr>
+        <w:spacing w:before="120" w:after="40"/>
+      </w:pPr>
+      <w:r>
+        <w:rPr>
+          <w:b/>
+          <w:color w:val="1A365D"/>
+          <w:sz w:val="19"/>
+        </w:rPr>
+        <w:t>Source PYQs testing this concept:</w:t>
+      </w:r>
+    </w:p>
+    <w:p>
+      <w:pPr>
+        <w:pStyle w:val="ListBullet"/>
+        <w:spacing w:after="40"/>
+      </w:pPr>
+      <w:r>
+        <w:rPr>
+          <w:b/>
+          <w:sz w:val="18"/>
+        </w:rPr>
+        <w:t xml:space="preserve">[2026 Evening Shift] Q#2 (MCQ): </w:t>
+      </w:r>
+      <w:r>
+        <w:rPr>
+          <w:sz w:val="18"/>
+        </w:rPr>
+        <w:t xml:space="preserve">"Let P=θ ∈ [0,4π]:tan^2θ ≠ 1 and S=a ∈ ℤ:2(cos^8θ-sin^8θ)sec2θ=a^2,θ ∈ P . Then $n(S)..."  </w:t>
+      </w:r>
+      <w:r>
+        <w:rPr>
+          <w:b/>
+          <w:color w:val="2B6CB0"/>
+          <w:sz w:val="18"/>
+        </w:rPr>
+        <w:t>[Ans: N/A]</w:t>
+      </w:r>
+    </w:p>
+    <w:p>
+      <w:pPr>
+        <w:pStyle w:val="ListBullet"/>
+        <w:spacing w:after="40"/>
+      </w:pPr>
+      <w:r>
+        <w:rPr>
+          <w:b/>
+          <w:sz w:val="18"/>
+        </w:rPr>
+        <w:t xml:space="preserve">[2024 Evening Shift] Q#4 (MCQ): </w:t>
+      </w:r>
+      <w:r>
+        <w:rPr>
+          <w:sz w:val="18"/>
+        </w:rPr>
+        <w:t xml:space="preserve">"For α,β ∈ (0,π/2) , let 3sin(α+β)=2sin(α-β) and a real number k be such that tanα=ktanβ . Th..."  </w:t>
+      </w:r>
+      <w:r>
+        <w:rPr>
+          <w:b/>
+          <w:color w:val="2B6CB0"/>
+          <w:sz w:val="18"/>
+        </w:rPr>
+        <w:t>[Ans: N/A]</w:t>
+      </w:r>
+    </w:p>
+    <w:p>
+      <w:pPr>
+        <w:pStyle w:val="ListBullet"/>
+        <w:spacing w:after="40"/>
+      </w:pPr>
+      <w:r>
+        <w:rPr>
+          <w:b/>
+          <w:sz w:val="18"/>
+        </w:rPr>
+        <w:t xml:space="preserve">[2022 Evening Shift] Q#2 (MCQ): </w:t>
+      </w:r>
+      <w:r>
+        <w:rPr>
+          <w:sz w:val="18"/>
+        </w:rPr>
+        <w:t xml:space="preserve">"2sin((π / 22))sin((3π / 22))sin((5π / 22))sin((7π / 22))sin((9π / 22)) is equal to :..."  </w:t>
+      </w:r>
+      <w:r>
+        <w:rPr>
+          <w:b/>
+          <w:color w:val="2B6CB0"/>
+          <w:sz w:val="18"/>
+        </w:rPr>
+        <w:t>[Ans: N/A]</w:t>
+      </w:r>
+    </w:p>
+    <w:p>
+      <w:pPr>
+        <w:spacing w:after="120"/>
+      </w:pPr>
+    </w:p>
+    <w:p>
+      <w:pPr>
+        <w:pStyle w:val="Heading2"/>
+      </w:pPr>
+      <w:r>
+        <w:rPr>
+          <w:color w:val="2B6CB0"/>
+          <w:sz w:val="24"/>
+        </w:rPr>
+        <w:t>3.3 Trigonometric Ratio And Identites — Core Principles &amp; Governing Laws (Moderate Yield — 6 PYQs)</w:t>
+      </w:r>
+    </w:p>
+    <w:p>
+      <w:r>
+        <w:rPr>
+          <w:b/>
+          <w:sz w:val="20"/>
+        </w:rPr>
+        <w:t xml:space="preserve">Core Principle: </w:t>
+      </w:r>
+      <w:r>
+        <w:rPr>
+          <w:sz w:val="20"/>
+        </w:rPr>
+        <w:t>Fundamental definitions, core postulates, and governing physical/chemical relations in Trigonometric Ratio And Identites.</w:t>
+      </w:r>
+    </w:p>
+    <w:tbl>
+      <w:tblPr>
+        <w:tblW w:type="auto" w:w="0"/>
+        <w:jc w:val="center"/>
+        <w:tblLook w:firstColumn="1" w:firstRow="1" w:lastColumn="0" w:lastRow="0" w:noHBand="0" w:noVBand="1" w:val="04A0"/>
+      </w:tblPr>
+      <w:tblGrid>
+        <w:gridCol w:w="10080"/>
+      </w:tblGrid>
+      <w:tr>
+        <w:tc>
+          <w:tcPr>
+            <w:tcW w:type="dxa" w:w="10080"/>
+            <w:shd w:fill="FFF5F5"/>
+            <w:tcMar>
+              <w:top w:w="100" w:type="dxa"/>
+              <w:bottom w:w="100" w:type="dxa"/>
+              <w:left w:w="150" w:type="dxa"/>
+              <w:right w:w="150" w:type="dxa"/>
+            </w:tcMar>
+          </w:tcPr>
+          <w:p>
+            <w:r>
+              <w:rPr>
+                <w:b/>
+                <w:color w:val="C53030"/>
+                <w:sz w:val="19"/>
+              </w:rPr>
+              <w:t xml:space="preserve">⚠️ Common Trap / JEE Pitfall: </w:t>
+            </w:r>
+            <w:r>
+              <w:rPr>
+                <w:color w:val="2D3748"/>
+                <w:sz w:val="19"/>
+              </w:rPr>
+              <w:t>Carefully verify units, standard reference states, and sign conventions in Trigonometric Ratio And Identites.</w:t>
+            </w:r>
+          </w:p>
+        </w:tc>
+      </w:tr>
+    </w:tbl>
+    <w:tbl>
+      <w:tblPr>
+        <w:tblW w:type="auto" w:w="0"/>
+        <w:jc w:val="center"/>
+        <w:tblLook w:firstColumn="1" w:firstRow="1" w:lastColumn="0" w:lastRow="0" w:noHBand="0" w:noVBand="1" w:val="04A0"/>
+      </w:tblPr>
+      <w:tblGrid>
+        <w:gridCol w:w="10080"/>
+      </w:tblGrid>
+      <w:tr>
+        <w:tc>
+          <w:tcPr>
+            <w:tcW w:type="dxa" w:w="10080"/>
+            <w:shd w:fill="F0FFF4"/>
+            <w:tcMar>
+              <w:top w:w="100" w:type="dxa"/>
+              <w:bottom w:w="100" w:type="dxa"/>
+              <w:left w:w="150" w:type="dxa"/>
+              <w:right w:w="150" w:type="dxa"/>
+            </w:tcMar>
+          </w:tcPr>
+          <w:p>
+            <w:r>
+              <w:rPr>
+                <w:b/>
+                <w:color w:val="276749"/>
+                <w:sz w:val="19"/>
+              </w:rPr>
+              <w:t xml:space="preserve">💡 Speed Hack / Trick: </w:t>
+            </w:r>
+            <w:r>
+              <w:rPr>
+                <w:color w:val="2D3748"/>
+                <w:sz w:val="19"/>
+              </w:rPr>
+              <w:t>Focus on high-yield formulas and standard limiting approximations tested in Trigonometric Ratio And Identites PYQs.</w:t>
+            </w:r>
+          </w:p>
+        </w:tc>
+      </w:tr>
+    </w:tbl>
+    <w:p>
+      <w:pPr>
+        <w:spacing w:before="120" w:after="40"/>
+      </w:pPr>
+      <w:r>
+        <w:rPr>
+          <w:b/>
+          <w:color w:val="1A365D"/>
+          <w:sz w:val="19"/>
+        </w:rPr>
+        <w:t>Source PYQs testing this concept:</w:t>
+      </w:r>
+    </w:p>
+    <w:p>
+      <w:pPr>
+        <w:pStyle w:val="ListBullet"/>
+        <w:spacing w:after="40"/>
+      </w:pPr>
+      <w:r>
+        <w:rPr>
+          <w:b/>
+          <w:sz w:val="18"/>
+        </w:rPr>
+        <w:t xml:space="preserve">[2026 Evening Shift] Q#3 (Numerical): </w:t>
+      </w:r>
+      <w:r>
+        <w:rPr>
+          <w:sz w:val="18"/>
+        </w:rPr>
+        <w:t xml:space="preserve">"Let cos(α+β)=-(1 / 10) and sin(α-β)=(3 / 8) , where 0&lt;α&lt;(π / 3) and 0&lt;β&lt;(π / 4) . If ..."  </w:t>
+      </w:r>
+      <w:r>
+        <w:rPr>
+          <w:b/>
+          <w:color w:val="2B6CB0"/>
+          <w:sz w:val="18"/>
+        </w:rPr>
+        <w:t>[Ans: 20]</w:t>
+      </w:r>
+    </w:p>
+    <w:p>
+      <w:pPr>
+        <w:pStyle w:val="ListBullet"/>
+        <w:spacing w:after="40"/>
+      </w:pPr>
+      <w:r>
+        <w:rPr>
+          <w:b/>
+          <w:sz w:val="18"/>
+        </w:rPr>
+        <w:t xml:space="preserve">[2025 Evening Shift] Q#3 (MCQ): </w:t>
+      </w:r>
+      <w:r>
+        <w:rPr>
+          <w:sz w:val="18"/>
+        </w:rPr>
+        <w:t xml:space="preserve">"If sinx+sin^2x=1 , x ∈ (0,(π / 2)) , then (cos^12x+tan^12x)+3(cos^10x+tan^10x+cos^8x+tan^8x)+(cos^6x+tan^6x)..."  </w:t>
+      </w:r>
+      <w:r>
+        <w:rPr>
+          <w:b/>
+          <w:color w:val="2B6CB0"/>
+          <w:sz w:val="18"/>
+        </w:rPr>
+        <w:t>[Ans: N/A]</w:t>
+      </w:r>
+    </w:p>
+    <w:p>
+      <w:pPr>
+        <w:pStyle w:val="ListBullet"/>
+        <w:spacing w:after="40"/>
+      </w:pPr>
+      <w:r>
+        <w:rPr>
+          <w:b/>
+          <w:sz w:val="18"/>
+        </w:rPr>
+        <w:t xml:space="preserve">[2024 Evening Shift] Q#3 (MCQ): </w:t>
+      </w:r>
+      <w:r>
+        <w:rPr>
+          <w:sz w:val="18"/>
+        </w:rPr>
+        <w:t xml:space="preserve">"The number of solutions, of the equation e^sinx-2e^-sinx=2 , is :..."  </w:t>
+      </w:r>
+      <w:r>
+        <w:rPr>
+          <w:b/>
+          <w:color w:val="2B6CB0"/>
+          <w:sz w:val="18"/>
+        </w:rPr>
+        <w:t>[Ans: N/A]</w:t>
       </w:r>
     </w:p>
     <w:p>
@@ -662,6 +1390,79 @@
               <w:t>Solution Analysis:</w:t>
               <w:br/>
               <w:t>Let the roots of the equation x^2-2x-5=0 be tanA and tanB . So, by using relations between roots and coefficients, tanA+tanB=2 and tanAtanB=-5. We have to find 20sin^2((A+B / 2)). First, find tan(A+B) using the formula tan(A+B)=(tanA+tanB / 1-tanAtanB). Substituting the values: tan(A+B)=(2 / 1-(-5))=(2 / 6)=(1 / 3). Now let θ=A+B. Then tanθ=(1 / 3). We need sin^2(θ / 2) . Using the identity sin^2(θ / 2)=(1-cosθ / 2), we first find cosθ . Since tanθ=(1 / 3), take a right triangle with opposite side 1 , adjacent side 3 . Then hypotenuse is √(1^2)+3^2=√(10). So, cosθ=\frac3√(10). Hence, sin^2(θ / 2)=\frac1-\frac3√(10)2. Therefore, 20sin^2(θ / 2)=20 · \frac1-\frac3√(10)2=10(1-\frac3√(10))=10-\frac30√(10). Now simplify: \frac30√(10)=3√(10). So, 20sin^2((A+B / 2))=10-3√(10). Therefore, the correct answer is 10-3√(10) So, Option C is correct.</w:t>
+            </w:r>
+          </w:p>
+        </w:tc>
+      </w:tr>
+    </w:tbl>
+    <w:p>
+      <w:pPr>
+        <w:spacing w:after="120"/>
+      </w:pPr>
+    </w:p>
+    <w:p>
+      <w:pPr>
+        <w:spacing w:before="160" w:after="40"/>
+      </w:pPr>
+      <w:r>
+        <w:rPr>
+          <w:b/>
+          <w:color w:val="1A365D"/>
+          <w:sz w:val="22"/>
+        </w:rPr>
+        <w:t>Benchmark Problem 2: JEE Main 2026 (Online) 22nd January Evening Shift (Q#3)</w:t>
+      </w:r>
+    </w:p>
+    <w:p>
+      <w:pPr>
+        <w:spacing w:after="80"/>
+      </w:pPr>
+      <w:r>
+        <w:rPr>
+          <w:sz w:val="20"/>
+        </w:rPr>
+        <w:t>Let cos(α+β)=-(1 / 10) and sin(α-β)=(3 / 8) , where 0&lt;α&lt;(π / 3) and 0&lt;β&lt;(π / 4) . If tan2α=\frac3(1-r√(5))√(11)(s+√(5)),r,s ∈ N , then r+s is equal to ____ .</w:t>
+      </w:r>
+    </w:p>
+    <w:tbl>
+      <w:tblPr>
+        <w:tblW w:type="auto" w:w="0"/>
+        <w:jc w:val="center"/>
+        <w:tblLook w:firstColumn="1" w:firstRow="1" w:lastColumn="0" w:lastRow="0" w:noHBand="0" w:noVBand="1" w:val="04A0"/>
+      </w:tblPr>
+      <w:tblGrid>
+        <w:gridCol w:w="10080"/>
+      </w:tblGrid>
+      <w:tr>
+        <w:tc>
+          <w:tcPr>
+            <w:tcW w:type="dxa" w:w="10080"/>
+            <w:shd w:fill="F7FAFC"/>
+            <w:tcMar>
+              <w:top w:w="100" w:type="dxa"/>
+              <w:bottom w:w="100" w:type="dxa"/>
+              <w:left w:w="150" w:type="dxa"/>
+              <w:right w:w="150" w:type="dxa"/>
+            </w:tcMar>
+          </w:tcPr>
+          <w:p>
+            <w:r>
+              <w:rPr>
+                <w:b/>
+                <w:color w:val="1A365D"/>
+                <w:sz w:val="19"/>
+              </w:rPr>
+              <w:t>Correct Answer: 20</w:t>
+              <w:br/>
+            </w:r>
+            <w:r>
+              <w:rPr>
+                <w:color w:val="2D3748"/>
+                <w:sz w:val="18"/>
+              </w:rPr>
+              <w:t>Solution Analysis:</w:t>
+              <w:br/>
+              <w:t>tan2α=tan[(α+β)+(α-β)] tan2α=(tan(α+β)+tan(α-β) / 1-tan(α+β) · tan(α-β)) tan2α=\frac(-√(99)+\frac3√(55))1-(√(99))(\frac3√(55)) tan2α=\frac-3√(11)+\frac3√(5) × √(11)1+\frac9√(11)√(5) × √(11) tan2α=\frac3(1-11√(5))√(11)(9+√(5)) r=11,s=9 r+s=20</w:t>
             </w:r>
           </w:p>
         </w:tc>

--- a/dist/exports/trigonometric-ratio-and-identites_revision_notes.docx
+++ b/dist/exports/trigonometric-ratio-and-identites_revision_notes.docx
@@ -189,7 +189,7 @@
                 <w:color w:val="2D3748"/>
                 <w:sz w:val="19"/>
               </w:rPr>
-              <w:t>Trigonometric Ratio And Identites — Standard Calculations &amp; Problem Archetypes</w:t>
+              <w:t>Trigonometric Ratio And Identites — Core Principles &amp; Governing Laws</w:t>
             </w:r>
           </w:p>
         </w:tc>
@@ -209,7 +209,7 @@
               <w:rPr>
                 <w:sz w:val="19"/>
               </w:rPr>
-              <w:t>54 PYQs</w:t>
+              <w:t>37 PYQs</w:t>
             </w:r>
           </w:p>
         </w:tc>
@@ -230,7 +230,7 @@
                 <w:color w:val="718096"/>
                 <w:sz w:val="19"/>
               </w:rPr>
-              <w:t>Quantitative Analysis</w:t>
+              <w:t>Core Principle</w:t>
             </w:r>
           </w:p>
         </w:tc>
@@ -251,10 +251,10 @@
             <w:r>
               <w:rPr>
                 <w:b/>
-                <w:color w:val="2B6CB0"/>
+                <w:color w:val="C53030"/>
                 <w:sz w:val="19"/>
               </w:rPr>
-              <w:t>High</w:t>
+              <w:t>Very High</w:t>
             </w:r>
           </w:p>
         </w:tc>
@@ -276,7 +276,7 @@
                 <w:color w:val="2D3748"/>
                 <w:sz w:val="19"/>
               </w:rPr>
-              <w:t>Trigonometric Ratio And Identites — Applied Cases, Reactions &amp; Traps</w:t>
+              <w:t>Trigonometric Ratio And Identites — Standard Calculations &amp; Problem Archetypes</w:t>
             </w:r>
           </w:p>
         </w:tc>
@@ -296,7 +296,7 @@
               <w:rPr>
                 <w:sz w:val="19"/>
               </w:rPr>
-              <w:t>10 PYQs</w:t>
+              <w:t>32 PYQs</w:t>
             </w:r>
           </w:p>
         </w:tc>
@@ -317,7 +317,7 @@
                 <w:color w:val="718096"/>
                 <w:sz w:val="19"/>
               </w:rPr>
-              <w:t>Applied Topics</w:t>
+              <w:t>Quantitative Analysis</w:t>
             </w:r>
           </w:p>
         </w:tc>
@@ -341,7 +341,7 @@
                 <w:color w:val="718096"/>
                 <w:sz w:val="19"/>
               </w:rPr>
-              <w:t>Moderate</w:t>
+              <w:t>Standard</w:t>
             </w:r>
           </w:p>
         </w:tc>
@@ -363,7 +363,7 @@
                 <w:color w:val="2D3748"/>
                 <w:sz w:val="19"/>
               </w:rPr>
-              <w:t>Trigonometric Ratio And Identites — Core Principles &amp; Governing Laws</w:t>
+              <w:t>Trigonometric Ratio And Identites — Applied Cases, Reactions &amp; Traps</w:t>
             </w:r>
           </w:p>
         </w:tc>
@@ -383,7 +383,7 @@
               <w:rPr>
                 <w:sz w:val="19"/>
               </w:rPr>
-              <w:t>6 PYQs</w:t>
+              <w:t>0 PYQs</w:t>
             </w:r>
           </w:p>
         </w:tc>
@@ -404,7 +404,7 @@
                 <w:color w:val="718096"/>
                 <w:sz w:val="19"/>
               </w:rPr>
-              <w:t>Core Principle</w:t>
+              <w:t>Applied Topics</w:t>
             </w:r>
           </w:p>
         </w:tc>
@@ -504,7 +504,7 @@
                 <w:color w:val="1A365D"/>
                 <w:sz w:val="19"/>
               </w:rPr>
-              <w:t>Trigonometric Ratio And Identites — Standard Calculations &amp; Problem Archetypes</w:t>
+              <w:t>Trigonometric Ratio And Identites — Core Principles &amp; Governing Laws</w:t>
             </w:r>
           </w:p>
         </w:tc>
@@ -526,7 +526,7 @@
                 <w:color w:val="2D3748"/>
                 <w:sz w:val="19"/>
               </w:rPr>
-              <w:t>cosec10^{\circ}-\sqrt{3}sec10^{\circ}, \quad 3sin(\alpha+\beta)=2sin(\alpha-\beta), \quad \frac{1}{2} \times 4</w:t>
+              <w:t>sin\theta+cos\theta=\frac{1}{2}, \quad cos(x + y) =, \quad =sin^{2}x+cos^{2}x(1-sin^{2}x)</w:t>
             </w:r>
           </w:p>
         </w:tc>
@@ -550,7 +550,7 @@
                 <w:color w:val="1A365D"/>
                 <w:sz w:val="19"/>
               </w:rPr>
-              <w:t>Trigonometric Ratio And Identites — Applied Cases, Reactions &amp; Traps</w:t>
+              <w:t>Trigonometric Ratio And Identites — Standard Calculations &amp; Problem Archetypes</w:t>
             </w:r>
           </w:p>
         </w:tc>
@@ -572,53 +572,7 @@
                 <w:color w:val="2D3748"/>
                 <w:sz w:val="19"/>
               </w:rPr>
-              <w:t>=\frac{sin^{2}A+sinAcosA+cos^{2}A}{sinAcosA}, \quad =\frac{1}{16}, \quad 3sin(\alpha+\beta)=2sin(\alpha-\beta)</w:t>
-            </w:r>
-          </w:p>
-        </w:tc>
-      </w:tr>
-      <w:tr>
-        <w:tc>
-          <w:tcPr>
-            <w:tcW w:type="dxa" w:w="3600"/>
-            <w:shd w:fill="F7FAFC"/>
-            <w:tcMar>
-              <w:top w:w="100" w:type="dxa"/>
-              <w:bottom w:w="100" w:type="dxa"/>
-              <w:left w:w="150" w:type="dxa"/>
-              <w:right w:w="150" w:type="dxa"/>
-            </w:tcMar>
-          </w:tcPr>
-          <w:p>
-            <w:r>
-              <w:rPr>
-                <w:b/>
-                <w:color w:val="1A365D"/>
-                <w:sz w:val="19"/>
-              </w:rPr>
-              <w:t>Trigonometric Ratio And Identites — Core Principles &amp; Governing Laws</w:t>
-            </w:r>
-          </w:p>
-        </w:tc>
-        <w:tc>
-          <w:tcPr>
-            <w:tcW w:type="dxa" w:w="6480"/>
-            <w:shd w:fill="F7FAFC"/>
-            <w:tcMar>
-              <w:top w:w="100" w:type="dxa"/>
-              <w:bottom w:w="100" w:type="dxa"/>
-              <w:left w:w="150" w:type="dxa"/>
-              <w:right w:w="150" w:type="dxa"/>
-            </w:tcMar>
-          </w:tcPr>
-          <w:p>
-            <w:r>
-              <w:rPr>
-                <w:rFonts w:ascii="Cambria Math" w:hAnsi="Cambria Math"/>
-                <w:color w:val="2D3748"/>
-                <w:sz w:val="19"/>
-              </w:rPr>
-              <w:t>sinx+sin^{2}x=1, \quad is equal to __________., \quad =\frac{1}{16}[sin10^{\circ}(cos20^{\circ}-\frac{1}{2})]</w:t>
+              <w:t>\frac{2sinx}{sinx+\sqrt{3}cosx}(0&lt;x&lt;\frac{\pi}{2}), \quad 10sin^{4}\theta+15cos^{4}\theta=6, \quad (sin\theta\frac{\sqrt{3}}{2}-cos\theta\frac{1}{2})</w:t>
             </w:r>
           </w:p>
         </w:tc>
@@ -650,7 +604,215 @@
           <w:color w:val="2B6CB0"/>
           <w:sz w:val="24"/>
         </w:rPr>
-        <w:t>3.1 Trigonometric Ratio And Identites — Standard Calculations &amp; Problem Archetypes (Very High Yield — 54 PYQs)</w:t>
+        <w:t>3.1 Trigonometric Ratio And Identites — Core Principles &amp; Governing Laws (Very High Yield — 37 PYQs)</w:t>
+      </w:r>
+    </w:p>
+    <w:p>
+      <w:r>
+        <w:rPr>
+          <w:b/>
+          <w:sz w:val="20"/>
+        </w:rPr>
+        <w:t xml:space="preserve">Core Principle: </w:t>
+      </w:r>
+      <w:r>
+        <w:rPr>
+          <w:sz w:val="20"/>
+        </w:rPr>
+        <w:t>Fundamental definitions, core postulates, and governing physical/chemical relations in Trigonometric Ratio And Identites.</w:t>
+      </w:r>
+    </w:p>
+    <w:tbl>
+      <w:tblPr>
+        <w:tblW w:type="auto" w:w="0"/>
+        <w:jc w:val="center"/>
+        <w:tblLook w:firstColumn="1" w:firstRow="1" w:lastColumn="0" w:lastRow="0" w:noHBand="0" w:noVBand="1" w:val="04A0"/>
+      </w:tblPr>
+      <w:tblGrid>
+        <w:gridCol w:w="10080"/>
+      </w:tblGrid>
+      <w:tr>
+        <w:tc>
+          <w:tcPr>
+            <w:tcW w:type="dxa" w:w="10080"/>
+            <w:shd w:fill="FFF5F5"/>
+            <w:tcMar>
+              <w:top w:w="100" w:type="dxa"/>
+              <w:bottom w:w="100" w:type="dxa"/>
+              <w:left w:w="150" w:type="dxa"/>
+              <w:right w:w="150" w:type="dxa"/>
+            </w:tcMar>
+          </w:tcPr>
+          <w:p>
+            <w:r>
+              <w:rPr>
+                <w:b/>
+                <w:color w:val="C53030"/>
+                <w:sz w:val="19"/>
+              </w:rPr>
+              <w:t xml:space="preserve">⚠️ Common Trap / JEE Pitfall: </w:t>
+            </w:r>
+            <w:r>
+              <w:rPr>
+                <w:color w:val="2D3748"/>
+                <w:sz w:val="19"/>
+              </w:rPr>
+              <w:t>Carefully verify units, standard reference states, and sign conventions in Trigonometric Ratio And Identites.</w:t>
+            </w:r>
+          </w:p>
+        </w:tc>
+      </w:tr>
+    </w:tbl>
+    <w:tbl>
+      <w:tblPr>
+        <w:tblW w:type="auto" w:w="0"/>
+        <w:jc w:val="center"/>
+        <w:tblLook w:firstColumn="1" w:firstRow="1" w:lastColumn="0" w:lastRow="0" w:noHBand="0" w:noVBand="1" w:val="04A0"/>
+      </w:tblPr>
+      <w:tblGrid>
+        <w:gridCol w:w="10080"/>
+      </w:tblGrid>
+      <w:tr>
+        <w:tc>
+          <w:tcPr>
+            <w:tcW w:type="dxa" w:w="10080"/>
+            <w:shd w:fill="F0FFF4"/>
+            <w:tcMar>
+              <w:top w:w="100" w:type="dxa"/>
+              <w:bottom w:w="100" w:type="dxa"/>
+              <w:left w:w="150" w:type="dxa"/>
+              <w:right w:w="150" w:type="dxa"/>
+            </w:tcMar>
+          </w:tcPr>
+          <w:p>
+            <w:r>
+              <w:rPr>
+                <w:b/>
+                <w:color w:val="276749"/>
+                <w:sz w:val="19"/>
+              </w:rPr>
+              <w:t xml:space="preserve">💡 Speed Hack / Trick: </w:t>
+            </w:r>
+            <w:r>
+              <w:rPr>
+                <w:color w:val="2D3748"/>
+                <w:sz w:val="19"/>
+              </w:rPr>
+              <w:t>Focus on high-yield formulas and standard limiting approximations tested in Trigonometric Ratio And Identites PYQs.</w:t>
+            </w:r>
+          </w:p>
+        </w:tc>
+      </w:tr>
+    </w:tbl>
+    <w:p>
+      <w:pPr>
+        <w:spacing w:before="120" w:after="40"/>
+      </w:pPr>
+      <w:r>
+        <w:rPr>
+          <w:b/>
+          <w:color w:val="1A365D"/>
+          <w:sz w:val="19"/>
+        </w:rPr>
+        <w:t>Source PYQs testing this concept:</w:t>
+      </w:r>
+    </w:p>
+    <w:p>
+      <w:pPr>
+        <w:pStyle w:val="ListBullet"/>
+        <w:spacing w:after="40"/>
+      </w:pPr>
+      <w:r>
+        <w:rPr>
+          <w:b/>
+          <w:sz w:val="18"/>
+        </w:rPr>
+        <w:t xml:space="preserve">[2026 Morning Shift] Q#1 (MCQ): </w:t>
+      </w:r>
+      <w:r>
+        <w:rPr>
+          <w:sz w:val="18"/>
+        </w:rPr>
+        <w:t xml:space="preserve">"Let tanA,tanB , where A,B ∈ (-(π / 2),(π / 2)) , be the roots of the quadratic equation x^2-2x-5=0 . Then $20sin^{2}(\..."  </w:t>
+      </w:r>
+      <w:r>
+        <w:rPr>
+          <w:b/>
+          <w:color w:val="2B6CB0"/>
+          <w:sz w:val="18"/>
+        </w:rPr>
+        <w:t>[Ans: C]</w:t>
+      </w:r>
+    </w:p>
+    <w:p>
+      <w:pPr>
+        <w:pStyle w:val="ListBullet"/>
+        <w:spacing w:after="40"/>
+      </w:pPr>
+      <w:r>
+        <w:rPr>
+          <w:b/>
+          <w:sz w:val="18"/>
+        </w:rPr>
+        <w:t xml:space="preserve">[2026 Morning Shift] Q#1 (Numerical): </w:t>
+      </w:r>
+      <w:r>
+        <w:rPr>
+          <w:sz w:val="18"/>
+        </w:rPr>
+        <w:t xml:space="preserve">"If A=\fracsin3°cos9°+\fracsin9°cos27°+\fracsin27°cos81° and $B=tan81^{\circ}-tan3^{\..."  </w:t>
+      </w:r>
+      <w:r>
+        <w:rPr>
+          <w:b/>
+          <w:color w:val="2B6CB0"/>
+          <w:sz w:val="18"/>
+        </w:rPr>
+        <w:t>[Ans: 2]</w:t>
+      </w:r>
+    </w:p>
+    <w:p>
+      <w:pPr>
+        <w:pStyle w:val="ListBullet"/>
+        <w:spacing w:after="40"/>
+      </w:pPr>
+      <w:r>
+        <w:rPr>
+          <w:b/>
+          <w:sz w:val="18"/>
+        </w:rPr>
+        <w:t xml:space="preserve">[2026 Evening Shift] Q#2 (MCQ): </w:t>
+      </w:r>
+      <w:r>
+        <w:rPr>
+          <w:sz w:val="18"/>
+        </w:rPr>
+        <w:t xml:space="preserve">"Let P=θ ∈ [0,4π]:tan^2θ ≠ 1 and S=a ∈ ℤ:2(cos^8θ-sin^8θ)sec2θ=a^2,θ ∈ P . Then $n(S)..."  </w:t>
+      </w:r>
+      <w:r>
+        <w:rPr>
+          <w:b/>
+          <w:color w:val="2B6CB0"/>
+          <w:sz w:val="18"/>
+        </w:rPr>
+        <w:t>[Ans: N/A]</w:t>
+      </w:r>
+    </w:p>
+    <w:p>
+      <w:pPr>
+        <w:spacing w:after="120"/>
+      </w:pPr>
+    </w:p>
+    <w:p>
+      <w:pPr>
+        <w:pStyle w:val="Heading2"/>
+      </w:pPr>
+      <w:r>
+        <w:rPr>
+          <w:color w:val="2B6CB0"/>
+          <w:sz w:val="24"/>
+        </w:rPr>
+        <w:t>3.2 Trigonometric Ratio And Identites — Standard Calculations &amp; Problem Archetypes (Very High Yield — 32 PYQs)</w:t>
       </w:r>
     </w:p>
     <w:p>
@@ -779,33 +941,6 @@
         <w:rPr>
           <w:sz w:val="18"/>
         </w:rPr>
-        <w:t xml:space="preserve">"Let tanA,tanB , where A,B ∈ (-(π / 2),(π / 2)) , be the roots of the quadratic equation x^2-2x-5=0 . Then $20sin^{2}(\..."  </w:t>
-      </w:r>
-      <w:r>
-        <w:rPr>
-          <w:b/>
-          <w:color w:val="2B6CB0"/>
-          <w:sz w:val="18"/>
-        </w:rPr>
-        <w:t>[Ans: C]</w:t>
-      </w:r>
-    </w:p>
-    <w:p>
-      <w:pPr>
-        <w:pStyle w:val="ListBullet"/>
-        <w:spacing w:after="40"/>
-      </w:pPr>
-      <w:r>
-        <w:rPr>
-          <w:b/>
-          <w:sz w:val="18"/>
-        </w:rPr>
-        <w:t xml:space="preserve">[2026 Morning Shift] Q#1 (MCQ): </w:t>
-      </w:r>
-      <w:r>
-        <w:rPr>
-          <w:sz w:val="18"/>
-        </w:rPr>
         <w:t xml:space="preserve">"The value of \frac√(3)cosec20°-sec20°cos20°cos40°cos60°cos80° is equal to..."  </w:t>
       </w:r>
       <w:r>
@@ -827,13 +962,13 @@
           <w:b/>
           <w:sz w:val="18"/>
         </w:rPr>
-        <w:t xml:space="preserve">[2026 Morning Shift] Q#1 (Numerical): </w:t>
+        <w:t xml:space="preserve">[2026 Morning Shift] Q#2 (MCQ): </w:t>
       </w:r>
       <w:r>
         <w:rPr>
           <w:sz w:val="18"/>
         </w:rPr>
-        <w:t xml:space="preserve">"If A=\fracsin3°cos9°+\fracsin9°cos27°+\fracsin27°cos81° and $B=tan81^{\circ}-tan3^{\..."  </w:t>
+        <w:t xml:space="preserve">"If cotx=(5 / 12) for some x ∈ (π,(3π / 2)) , then $sin7x(cos\frac{13x}{2}+sin\frac{13x}{2})+cos7x(cos\frac{13x}{2}-sin\fra..."  </w:t>
       </w:r>
       <w:r>
         <w:rPr>
@@ -841,7 +976,34 @@
           <w:color w:val="2B6CB0"/>
           <w:sz w:val="18"/>
         </w:rPr>
-        <w:t>[Ans: 2]</w:t>
+        <w:t>[Ans: N/A]</w:t>
+      </w:r>
+    </w:p>
+    <w:p>
+      <w:pPr>
+        <w:pStyle w:val="ListBullet"/>
+        <w:spacing w:after="40"/>
+      </w:pPr>
+      <w:r>
+        <w:rPr>
+          <w:b/>
+          <w:sz w:val="18"/>
+        </w:rPr>
+        <w:t xml:space="preserve">[2026 Morning Shift] Q#2 (Numerical): </w:t>
+      </w:r>
+      <w:r>
+        <w:rPr>
+          <w:sz w:val="18"/>
+        </w:rPr>
+        <w:t xml:space="preserve">"Let vec(a_(k))=(tanθ_(k))î+ĵ and vec(b_(k))=î-(cotθ_(k))ĵ , where $\theta_{k}=\frac{2^{k-1}\pi}{2^{n..."  </w:t>
+      </w:r>
+      <w:r>
+        <w:rPr>
+          <w:b/>
+          <w:color w:val="2B6CB0"/>
+          <w:sz w:val="18"/>
+        </w:rPr>
+        <w:t>[Ans: 3]</w:t>
       </w:r>
     </w:p>
     <w:p>
@@ -858,7 +1020,7 @@
           <w:color w:val="2B6CB0"/>
           <w:sz w:val="24"/>
         </w:rPr>
-        <w:t>3.2 Trigonometric Ratio And Identites — Applied Cases, Reactions &amp; Traps (High Yield — 10 PYQs)</w:t>
+        <w:t>3.3 Trigonometric Ratio And Identites — Applied Cases, Reactions &amp; Traps (Standard Yield — 0 PYQs)</w:t>
       </w:r>
     </w:p>
     <w:p>
@@ -981,13 +1143,13 @@
           <w:b/>
           <w:sz w:val="18"/>
         </w:rPr>
-        <w:t xml:space="preserve">[2026 Evening Shift] Q#2 (MCQ): </w:t>
+        <w:t xml:space="preserve">[2026 Morning Shift] Q#1 (MCQ): </w:t>
       </w:r>
       <w:r>
         <w:rPr>
           <w:sz w:val="18"/>
         </w:rPr>
-        <w:t xml:space="preserve">"Let P=θ ∈ [0,4π]:tan^2θ ≠ 1 and S=a ∈ ℤ:2(cos^8θ-sin^8θ)sec2θ=a^2,θ ∈ P . Then $n(S)..."  </w:t>
+        <w:t xml:space="preserve">"Let tanA,tanB , where A,B ∈ (-(π / 2),(π / 2)) , be the roots of the quadratic equation x^2-2x-5=0 . Then $20sin^{2}(\..."  </w:t>
       </w:r>
       <w:r>
         <w:rPr>
@@ -995,7 +1157,7 @@
           <w:color w:val="2B6CB0"/>
           <w:sz w:val="18"/>
         </w:rPr>
-        <w:t>[Ans: N/A]</w:t>
+        <w:t>[Ans: C]</w:t>
       </w:r>
     </w:p>
     <w:p>
@@ -1008,248 +1170,13 @@
           <w:b/>
           <w:sz w:val="18"/>
         </w:rPr>
-        <w:t xml:space="preserve">[2024 Evening Shift] Q#4 (MCQ): </w:t>
+        <w:t xml:space="preserve">[2026 Morning Shift] Q#1 (MCQ): </w:t>
       </w:r>
       <w:r>
         <w:rPr>
           <w:sz w:val="18"/>
         </w:rPr>
-        <w:t xml:space="preserve">"For α,β ∈ (0,π/2) , let 3sin(α+β)=2sin(α-β) and a real number k be such that tanα=ktanβ . Th..."  </w:t>
-      </w:r>
-      <w:r>
-        <w:rPr>
-          <w:b/>
-          <w:color w:val="2B6CB0"/>
-          <w:sz w:val="18"/>
-        </w:rPr>
-        <w:t>[Ans: N/A]</w:t>
-      </w:r>
-    </w:p>
-    <w:p>
-      <w:pPr>
-        <w:pStyle w:val="ListBullet"/>
-        <w:spacing w:after="40"/>
-      </w:pPr>
-      <w:r>
-        <w:rPr>
-          <w:b/>
-          <w:sz w:val="18"/>
-        </w:rPr>
-        <w:t xml:space="preserve">[2022 Evening Shift] Q#2 (MCQ): </w:t>
-      </w:r>
-      <w:r>
-        <w:rPr>
-          <w:sz w:val="18"/>
-        </w:rPr>
-        <w:t xml:space="preserve">"2sin((π / 22))sin((3π / 22))sin((5π / 22))sin((7π / 22))sin((9π / 22)) is equal to :..."  </w:t>
-      </w:r>
-      <w:r>
-        <w:rPr>
-          <w:b/>
-          <w:color w:val="2B6CB0"/>
-          <w:sz w:val="18"/>
-        </w:rPr>
-        <w:t>[Ans: N/A]</w:t>
-      </w:r>
-    </w:p>
-    <w:p>
-      <w:pPr>
-        <w:spacing w:after="120"/>
-      </w:pPr>
-    </w:p>
-    <w:p>
-      <w:pPr>
-        <w:pStyle w:val="Heading2"/>
-      </w:pPr>
-      <w:r>
-        <w:rPr>
-          <w:color w:val="2B6CB0"/>
-          <w:sz w:val="24"/>
-        </w:rPr>
-        <w:t>3.3 Trigonometric Ratio And Identites — Core Principles &amp; Governing Laws (Moderate Yield — 6 PYQs)</w:t>
-      </w:r>
-    </w:p>
-    <w:p>
-      <w:r>
-        <w:rPr>
-          <w:b/>
-          <w:sz w:val="20"/>
-        </w:rPr>
-        <w:t xml:space="preserve">Core Principle: </w:t>
-      </w:r>
-      <w:r>
-        <w:rPr>
-          <w:sz w:val="20"/>
-        </w:rPr>
-        <w:t>Fundamental definitions, core postulates, and governing physical/chemical relations in Trigonometric Ratio And Identites.</w:t>
-      </w:r>
-    </w:p>
-    <w:tbl>
-      <w:tblPr>
-        <w:tblW w:type="auto" w:w="0"/>
-        <w:jc w:val="center"/>
-        <w:tblLook w:firstColumn="1" w:firstRow="1" w:lastColumn="0" w:lastRow="0" w:noHBand="0" w:noVBand="1" w:val="04A0"/>
-      </w:tblPr>
-      <w:tblGrid>
-        <w:gridCol w:w="10080"/>
-      </w:tblGrid>
-      <w:tr>
-        <w:tc>
-          <w:tcPr>
-            <w:tcW w:type="dxa" w:w="10080"/>
-            <w:shd w:fill="FFF5F5"/>
-            <w:tcMar>
-              <w:top w:w="100" w:type="dxa"/>
-              <w:bottom w:w="100" w:type="dxa"/>
-              <w:left w:w="150" w:type="dxa"/>
-              <w:right w:w="150" w:type="dxa"/>
-            </w:tcMar>
-          </w:tcPr>
-          <w:p>
-            <w:r>
-              <w:rPr>
-                <w:b/>
-                <w:color w:val="C53030"/>
-                <w:sz w:val="19"/>
-              </w:rPr>
-              <w:t xml:space="preserve">⚠️ Common Trap / JEE Pitfall: </w:t>
-            </w:r>
-            <w:r>
-              <w:rPr>
-                <w:color w:val="2D3748"/>
-                <w:sz w:val="19"/>
-              </w:rPr>
-              <w:t>Carefully verify units, standard reference states, and sign conventions in Trigonometric Ratio And Identites.</w:t>
-            </w:r>
-          </w:p>
-        </w:tc>
-      </w:tr>
-    </w:tbl>
-    <w:tbl>
-      <w:tblPr>
-        <w:tblW w:type="auto" w:w="0"/>
-        <w:jc w:val="center"/>
-        <w:tblLook w:firstColumn="1" w:firstRow="1" w:lastColumn="0" w:lastRow="0" w:noHBand="0" w:noVBand="1" w:val="04A0"/>
-      </w:tblPr>
-      <w:tblGrid>
-        <w:gridCol w:w="10080"/>
-      </w:tblGrid>
-      <w:tr>
-        <w:tc>
-          <w:tcPr>
-            <w:tcW w:type="dxa" w:w="10080"/>
-            <w:shd w:fill="F0FFF4"/>
-            <w:tcMar>
-              <w:top w:w="100" w:type="dxa"/>
-              <w:bottom w:w="100" w:type="dxa"/>
-              <w:left w:w="150" w:type="dxa"/>
-              <w:right w:w="150" w:type="dxa"/>
-            </w:tcMar>
-          </w:tcPr>
-          <w:p>
-            <w:r>
-              <w:rPr>
-                <w:b/>
-                <w:color w:val="276749"/>
-                <w:sz w:val="19"/>
-              </w:rPr>
-              <w:t xml:space="preserve">💡 Speed Hack / Trick: </w:t>
-            </w:r>
-            <w:r>
-              <w:rPr>
-                <w:color w:val="2D3748"/>
-                <w:sz w:val="19"/>
-              </w:rPr>
-              <w:t>Focus on high-yield formulas and standard limiting approximations tested in Trigonometric Ratio And Identites PYQs.</w:t>
-            </w:r>
-          </w:p>
-        </w:tc>
-      </w:tr>
-    </w:tbl>
-    <w:p>
-      <w:pPr>
-        <w:spacing w:before="120" w:after="40"/>
-      </w:pPr>
-      <w:r>
-        <w:rPr>
-          <w:b/>
-          <w:color w:val="1A365D"/>
-          <w:sz w:val="19"/>
-        </w:rPr>
-        <w:t>Source PYQs testing this concept:</w:t>
-      </w:r>
-    </w:p>
-    <w:p>
-      <w:pPr>
-        <w:pStyle w:val="ListBullet"/>
-        <w:spacing w:after="40"/>
-      </w:pPr>
-      <w:r>
-        <w:rPr>
-          <w:b/>
-          <w:sz w:val="18"/>
-        </w:rPr>
-        <w:t xml:space="preserve">[2026 Evening Shift] Q#3 (Numerical): </w:t>
-      </w:r>
-      <w:r>
-        <w:rPr>
-          <w:sz w:val="18"/>
-        </w:rPr>
-        <w:t xml:space="preserve">"Let cos(α+β)=-(1 / 10) and sin(α-β)=(3 / 8) , where 0&lt;α&lt;(π / 3) and 0&lt;β&lt;(π / 4) . If ..."  </w:t>
-      </w:r>
-      <w:r>
-        <w:rPr>
-          <w:b/>
-          <w:color w:val="2B6CB0"/>
-          <w:sz w:val="18"/>
-        </w:rPr>
-        <w:t>[Ans: 20]</w:t>
-      </w:r>
-    </w:p>
-    <w:p>
-      <w:pPr>
-        <w:pStyle w:val="ListBullet"/>
-        <w:spacing w:after="40"/>
-      </w:pPr>
-      <w:r>
-        <w:rPr>
-          <w:b/>
-          <w:sz w:val="18"/>
-        </w:rPr>
-        <w:t xml:space="preserve">[2025 Evening Shift] Q#3 (MCQ): </w:t>
-      </w:r>
-      <w:r>
-        <w:rPr>
-          <w:sz w:val="18"/>
-        </w:rPr>
-        <w:t xml:space="preserve">"If sinx+sin^2x=1 , x ∈ (0,(π / 2)) , then (cos^12x+tan^12x)+3(cos^10x+tan^10x+cos^8x+tan^8x)+(cos^6x+tan^6x)..."  </w:t>
-      </w:r>
-      <w:r>
-        <w:rPr>
-          <w:b/>
-          <w:color w:val="2B6CB0"/>
-          <w:sz w:val="18"/>
-        </w:rPr>
-        <w:t>[Ans: N/A]</w:t>
-      </w:r>
-    </w:p>
-    <w:p>
-      <w:pPr>
-        <w:pStyle w:val="ListBullet"/>
-        <w:spacing w:after="40"/>
-      </w:pPr>
-      <w:r>
-        <w:rPr>
-          <w:b/>
-          <w:sz w:val="18"/>
-        </w:rPr>
-        <w:t xml:space="preserve">[2024 Evening Shift] Q#3 (MCQ): </w:t>
-      </w:r>
-      <w:r>
-        <w:rPr>
-          <w:sz w:val="18"/>
-        </w:rPr>
-        <w:t xml:space="preserve">"The number of solutions, of the equation e^sinx-2e^-sinx=2 , is :..."  </w:t>
+        <w:t xml:space="preserve">"The value of \frac√(3)cosec20°-sec20°cos20°cos40°cos60°cos80° is equal to..."  </w:t>
       </w:r>
       <w:r>
         <w:rPr>
@@ -1410,7 +1337,7 @@
           <w:color w:val="1A365D"/>
           <w:sz w:val="22"/>
         </w:rPr>
-        <w:t>Benchmark Problem 2: JEE Main 2026 (Online) 22nd January Evening Shift (Q#3)</w:t>
+        <w:t>Benchmark Problem 2: JEE Main 2026 (Online) 4th April Morning Shift (Q#2)</w:t>
       </w:r>
     </w:p>
     <w:p>
@@ -1421,7 +1348,7 @@
         <w:rPr>
           <w:sz w:val="20"/>
         </w:rPr>
-        <w:t>Let cos(α+β)=-(1 / 10) and sin(α-β)=(3 / 8) , where 0&lt;α&lt;(π / 3) and 0&lt;β&lt;(π / 4) . If tan2α=\frac3(1-r√(5))√(11)(s+√(5)),r,s ∈ N , then r+s is equal to ____ .</w:t>
+        <w:t>Let vec(a_(k))=(tanθ_(k))î+ĵ and vec(b_(k))=î-(cotθ_(k))ĵ , where θ_(k)=\frac2^k-1π2^n+1 , for some n ∈ ℕ,n&gt;5 . Then the value of \frac∑_(k=1)^n|vec(a_(k))|^2∑_(k=1)^n|vec(b_(k))|^2 is</w:t>
       </w:r>
     </w:p>
     <w:tbl>
@@ -1452,7 +1379,7 @@
                 <w:color w:val="1A365D"/>
                 <w:sz w:val="19"/>
               </w:rPr>
-              <w:t>Correct Answer: 20</w:t>
+              <w:t>Correct Answer: 3</w:t>
               <w:br/>
             </w:r>
             <w:r>
@@ -1462,7 +1389,7 @@
               </w:rPr>
               <w:t>Solution Analysis:</w:t>
               <w:br/>
-              <w:t>tan2α=tan[(α+β)+(α-β)] tan2α=(tan(α+β)+tan(α-β) / 1-tan(α+β) · tan(α-β)) tan2α=\frac(-√(99)+\frac3√(55))1-(√(99))(\frac3√(55)) tan2α=\frac-3√(11)+\frac3√(5) × √(11)1+\frac9√(11)√(5) × √(11) tan2α=\frac3(1-11√(5))√(11)(9+√(5)) r=11,s=9 r+s=20</w:t>
+              <w:t>vec(a)_(k)=(tanθ_(k))î+ĵ,vec(b)_(k)=î-(cotθ_(k))ĵ, where θ_(k)=\frac2^k-1π2^n+1,k=1,2,...,n. We have to find \frac∑_(k=1)^n|vec(a)_(k)|^2∑_(k=1)^n|vec(b)_(k)|^2. Now let us compute the magnitudes. For vec(a)_(k) , |vec(a)_(k)|^2=(tanθ_(k))^2+1=sec^2θ_(k). For vec(b)_(k) , |vec(b)_(k)|^2=1+(cotθ_(k))^2=csc^2θ_(k). So the required ratio becomes \frac∑_(k=1)^nsec^2θ_(k)∑_(k=1)^ncsc^2θ_(k). Now use sec^2θ=\frac1cos^2θ,csc^2θ=\frac1sin^2θ. Thus, \fracsec^2θ_(k)csc^2θ_(k)=\frac1/cos^2θ_(k)1/sin^2θ_(k)=tan^2θ_(k), but this does not directly simplify the sum. So we look for a relation among the angles. Given θ_(k)=\frac2^k-1π2^n+1, notice that 2^nπ=(2^n+1)π-π. Hence θ_(n+1-k)=\frac2^n-kπ2^n+1. Now observe θ_(k)+θ_(n+1-k)=\frac2^k-1+2^n-k2^n+1π. Instead of pairing this way, the key identity comes from the standard result: If α_(k)=\frac2^k-1π2^n+1, then the set 2α_(1),2α_(2),...,2α_(n) behaves cyclically modulo π , and one gets \prod_(n)^k=1tanθ_(k)=tanθ_(1)tanθ_(2)· stanθ_(n)=√(2^n)+1type identities, but here we need a sum identity. A much simpler way is to use the doubling-angle relation. Let x_(k)=tanθ_(k). Since θ_(k+1)=2θ_(k), we have x_(k+1)=tan2θ_(k)=\frac2x_(k)1-x_(k)^2. Now define S_(1)=∑_(n)^k=1sec^2θ_(k),S_(2)=∑_(n)^k=1csc^2θ_(k). Use csc^2θ=sec^2((π / 2)-θ). So if we can show that the set θ_(k)_(k=1)^n corresponds to (π / 2)-θ_(k)_(k=1)^n in reverse order, then the sums will be equal. For these special angles, the useful identity is 2^nθ_(1)=\frac2^nπ2^n+1=π-θ_(1). Therefore θ_(n)=\frac2^n-1π2^n+1. And more generally, θ_(k)+θ_(n+1-k) ≠ (π / 2), so direct pairing is not convenient. Now we use a standard trigonometric sum identity for α=\fracπ2^n+1: ∑_(n-1)^k=0sec^2(2^kα)=(2^n+1)^2csc^2((2^n+1)α)-csc^2α, and similarly, ∑_(n-1)^k=0csc^2(2^kα)=(2^n+1)^2csc^2((2^n+1)α)-sec^2α. Since (2^n+1)α=π, these expressions simplify symmetrically, and for this particular choice the two sums become equal. Hence ∑_(n)^k=1|vec(a)_(k)|^2=∑_(n)^k=1|vec(b)_(k)|^2. Therefore the required ratio is 1. So, \frac∑_(k=1)^n|vec(a)_(k)|^2∑_(k=1)^n|vec(b)_(k)|^2=1.</w:t>
             </w:r>
           </w:p>
         </w:tc>
